--- a/docs/paper/conference_paper_4000.docx
+++ b/docs/paper/conference_paper_4000.docx
@@ -5958,15 +5958,7 @@
         <w:pStyle w:val="references"/>
       </w:pPr>
       <w:r>
-        <w:t xml:space="preserve">Qwen Team, "Qwen3-VL technical report," 2025. </w:t>
-      </w:r>
-      <w:r>
-        <w:rPr>
-          <w:b/>
-          <w:highlight w:val="yellow"/>
-          <w:b/>
-        </w:rPr>
-        <w:t xml:space="preserve">`[TO FILL: arXiv identifier]`</w:t>
+        <w:t xml:space="preserve">Qwen Team, "Qwen3-VL technical report," arXiv:2511.21631, 2025.</w:t>
       </w:r>
     </w:p>
     <w:p>
@@ -5974,7 +5966,7 @@
         <w:pStyle w:val="references"/>
       </w:pPr>
       <w:r>
-        <w:t xml:space="preserve">Z. Chen </w:t>
+        <w:t xml:space="preserve">J. Zhu </w:t>
       </w:r>
       <w:r>
         <w:rPr>
@@ -5983,15 +5975,7 @@
         <w:t xml:space="preserve">et al.</w:t>
       </w:r>
       <w:r>
-        <w:t xml:space="preserve">, "InternVL3: Exploring advanced training and test-time recipes for open-source multimodal models," 2025. </w:t>
-      </w:r>
-      <w:r>
-        <w:rPr>
-          <w:b/>
-          <w:highlight w:val="yellow"/>
-          <w:b/>
-        </w:rPr>
-        <w:t xml:space="preserve">`[TO FILL: arXiv identifier]`</w:t>
+        <w:t xml:space="preserve">, "InternVL3: Exploring advanced training and test-time recipes for open-source multimodal models," arXiv:2504.10479, 2025.</w:t>
       </w:r>
     </w:p>
     <w:p>

--- a/docs/paper/conference_paper_4000.docx
+++ b/docs/paper/conference_paper_4000.docx
@@ -7,7 +7,7 @@
         <w:pStyle w:val="papertitle"/>
       </w:pPr>
       <w:r>
-        <w:t xml:space="preserve">Reliability-Aware Multi-Model Metadata Generation for Archival Community Television</w:t>
+        <w:t xml:space="preserve">Leveraging Foundational Models for Video Archival Data</w:t>
       </w:r>
     </w:p>
     <w:p>

--- a/docs/paper/conference_paper_4000.docx
+++ b/docs/paper/conference_paper_4000.docx
@@ -82,7 +82,7 @@
         <w:pStyle w:val="BodyText"/>
       </w:pPr>
       <w:r>
-        <w:t xml:space="preserve">Northern Visions Television (NVTV) is a Belfast community broadcaster whose public archive holds long-form programming — launches, protests, panel discussions, blue-plaque unveilings — from across the city's civic life. Each programme carries a title and sometimes a synopsis; nothing describes what happens inside it, so an archivist seeking a moment must watch it.</w:t>
+        <w:t xml:space="preserve">Northern Visions Television (NVTV) is a Belfast community broadcaster whose public archive holds long-form programming — launches, protests, panel discussions, blue-plaque unveilings — from across the city's civic life. Each programme carries a title and sometimes a synopsis, but nothing describes what happens inside it, so an archivist seeking a moment must watch it.</w:t>
       </w:r>
     </w:p>
     <w:p>
@@ -146,7 +146,7 @@
         <w:t xml:space="preserve">within</w:t>
       </w:r>
       <w:r>
-        <w:t xml:space="preserve"> a clip, never the clip itself. Only English speech is evaluated, and visual tags are confined to 34 labels, so a concept outside that list cannot be expressed. Fields are published at clip granularity, the underlying timing being computed and retained but not exposed, and Whisper produces one undifferentiated transcript per clip, so the record cannot say who said what.</w:t>
+        <w:t xml:space="preserve"> a clip, never the clip itself. Only English speech is evaluated, and visual tags are confined to 34 labels, so a concept outside that list cannot be expressed. Fields are published at clip granularity — timing is computed and retained but not exposed — and Whisper produces one transcript per clip, so the record cannot say who said what.</w:t>
       </w:r>
     </w:p>
     <w:p>
@@ -295,7 +295,7 @@
         <w:t xml:space="preserve">626 clips totalling 5.09 h with zero failures</w:t>
       </w:r>
       <w:r>
-        <w:t xml:space="preserve">. Each worker writes a unique partial file, validates duration and publishes atomically, so ordering cannot perturb the dataset. Sources — not clips — are split, 9 programmes (123 clips) to calibration and 38 (503 clips) to evaluation, by a seeded permutation of the sorted identifiers; only calibration material was inspected when choosing thresholds.</w:t>
+        <w:t xml:space="preserve">. Each worker writes a unique partial file, validates duration and publishes by atomic rename, so ordering cannot perturb the dataset. Sources — not clips — are split, 9 programmes (123 clips) to calibration and 38 (503 clips) to evaluation, by a seeded permutation of the sorted identifiers; only calibration material was inspected when choosing thresholds.</w:t>
       </w:r>
     </w:p>
     <w:p>
@@ -1033,7 +1033,7 @@
         <w:t xml:space="preserve">family</w:t>
       </w:r>
       <w:r>
-        <w:t xml:space="preserve"> receives equal total weight after within-family aggregation, so extra frames cannot manufacture voters; and no value is corroborated by the source that produced it.</w:t>
+        <w:t xml:space="preserve"> receives equal total weight after within-family aggregation, so extra frames cannot manufacture voters; and no value is corroborated by its own source.</w:t>
       </w:r>
     </w:p>
     <w:p>
@@ -1049,7 +1049,7 @@
         <w:pStyle w:val="BodyText"/>
       </w:pPr>
       <w:r>
-        <w:t xml:space="preserve">The production policy detects shot boundaries with an adaptive rolling-content detector [15], samples scene midpoints, always includes the temporal centre and caps at 5 frames. On-screen text uses a denser probe — every 2.5 s to at most 12 frames — because captions appear and disappear faster than the visual sampling interval.</w:t>
+        <w:t xml:space="preserve">The production policy detects shot boundaries with an adaptive rolling-content detector [15], samples scene midpoints, includes the temporal centre and caps at 5 frames. On-screen text uses a denser probe — every 2.5 s to at most 12 frames — because captions appear and disappear faster than the visual sampling interval.</w:t>
       </w:r>
     </w:p>
     <w:p>
@@ -1188,7 +1188,7 @@
         <w:t xml:space="preserve">low</w:t>
       </w:r>
       <w:r>
-        <w:t xml:space="preserve"> (&lt; 0.50), using mean pairwise set-F1, 1 − min(WER, 1) for transcripts and per-family voting for integers. Empty output is never promoted, preventing the degenerate optimum of a system that detects nothing and reports perfect corroboration.</w:t>
+        <w:t xml:space="preserve"> (&lt; 0.50), using mean pairwise set-F1, 1 − min(WER, 1) for transcripts and per-family voting for integers. Empty output is never promoted, preventing the degenerate optimum of a system that detects nothing and reports perfect agreement.</w:t>
       </w:r>
     </w:p>
     <w:p>
@@ -1274,7 +1274,7 @@
         <w:t xml:space="preserve">2g.20gb</w:t>
       </w:r>
       <w:r>
-        <w:t xml:space="preserve"> slice, which is the binding constraint on that experiment — it sets the 4-frame budget and forces int4 quantisation for the 8B models. Package versions are pinned.</w:t>
+        <w:t xml:space="preserve"> slice, the binding constraint on that experiment — it sets the 4-frame budget and forces int4 quantisation for the 8B models. Package versions are pinned.</w:t>
       </w:r>
     </w:p>
     <w:p>
@@ -1830,7 +1830,7 @@
         <w:pStyle w:val="BodyText"/>
       </w:pPr>
       <w:r>
-        <w:t xml:space="preserve">Set-F1 columns are symmetric set overlap against the centre-frame baseline; people-count stability is exp(−|Δ|), so 1.0 is an identical count. The centre row is 1.0 by construction.</w:t>
+        <w:t xml:space="preserve">Set-F1 columns are symmetric set overlap against the centre-frame baseline; people-count stability is exp(−|Δ|). The centre row is 1.0 by construction.</w:t>
       </w:r>
     </w:p>
     <w:p>
@@ -2965,7 +2965,7 @@
         <w:t xml:space="preserve">Agreement tracks how independent a field's sources are, not how hard its task is.</w:t>
       </w:r>
       <w:r>
-        <w:t xml:space="preserve"> People count is best corroborated (0.812, 62.5% high, 10.9% flagged) and has the most diverse evidence: two VQA models of different architecture, a detector and a hosted model, converging on an integer. Visual tags sit at 0.509; keywords, whose extractors read the </w:t>
+        <w:t xml:space="preserve"> People count is best corroborated (0.812, 62.5% high, 10.9% flagged) and has the most diverse evidence: two VQA models of different architecture, a detector and a hosted model. Visual tags sit at 0.509; keywords, whose extractors read the </w:t>
       </w:r>
       <w:r>
         <w:rPr>
@@ -2988,7 +2988,7 @@
         <w:t xml:space="preserve">Keywords do not meet the design's own premise.</w:t>
       </w:r>
       <w:r>
-        <w:t xml:space="preserve"> The scheme requires two independent families per field; keywords have three extractors but one input, agreeing pairwise 0.327 (TF-IDF/YAKE), 0.108 (KeyBERT/YAKE) and 0.078 (KeyBERT/TF-IDF) — three ranking functions over one text, not three sources of evidence.</w:t>
+        <w:t xml:space="preserve"> The scheme requires two independent families per field; keywords have three extractors but one input, agreeing pairwise 0.327, 0.108 and 0.078 — three ranking functions over one text, not three sources.</w:t>
       </w:r>
     </w:p>
     <w:p>
@@ -3012,7 +3012,7 @@
         <w:t xml:space="preserve">conflict</w:t>
       </w:r>
       <w:r>
-        <w:t xml:space="preserve">, and of the rest none reaches high agreement — the intended trade, now quantified. </w:t>
+        <w:t xml:space="preserve">, and of the rest none reaches high agreement. </w:t>
       </w:r>
       <w:r>
         <w:rPr>
@@ -3410,7 +3410,7 @@
         <w:pStyle w:val="BodyText"/>
       </w:pPr>
       <w:r>
-        <w:t xml:space="preserve">Robustness is a property of each field, not of the pipeline. Under blur, visual tagging is almost unaffected (0.96) while OCR retains 7% of its output — a 13-fold difference. CLIP scores global scene semantics that survive low-pass filtering, whereas character recognition depends on high-frequency detail that blur removes and the dual-engine rule then vetoes. Hence a deployment rule: </w:t>
+        <w:t xml:space="preserve">Robustness is a property of each field, not of the pipeline. Under blur, visual tagging is almost unaffected (0.96) while OCR retains 7% of its output — a 13-fold difference: CLIP scores global scene semantics that survive low-pass filtering, whereas character recognition depends on high-frequency detail that blur removes and the dual-engine rule then vetoes. Hence a deployment rule: </w:t>
       </w:r>
       <w:r>
         <w:rPr>
@@ -3877,10 +3877,10 @@
         <w:rPr>
           <w:b/>
         </w:rPr>
-        <w:t xml:space="preserve">21,489 (model, clip, field) scores</w:t>
-      </w:r>
-      <w:r>
-        <w:t xml:space="preserve">. Thinking variants got a larger token budget (1400 vs 700); both 8B models ran int4-quantised.</w:t>
+        <w:t xml:space="preserve">21,489 scores</w:t>
+      </w:r>
+      <w:r>
+        <w:t xml:space="preserve">. Thinking variants got a larger token budget (1400 vs 700), both 8B models ran int4, and all seven loaded through the Transformers image-text-to-text interface [23].</w:t>
       </w:r>
     </w:p>
     <w:p>
@@ -4696,7 +4696,7 @@
         <w:t xml:space="preserve">Scale does not predict agreement.</w:t>
       </w:r>
       <w:r>
-        <w:t xml:space="preserve"> InternVL3-2B, the smallest model here, leads three of five fields — on-screen text (0.544, 19% above the best Qwen), visual tags (0.890) and people count (0.417, 29% above) — and beats InternVL3-8B on all three, while the 8B Qwen leads nothing. Quantisation confounds the 8B results, so the defensible claim is narrower: a 2B model sufficed and paying for 8B bought nothing measurable.</w:t>
+        <w:t xml:space="preserve"> InternVL3-2B, the smallest model here, leads three of five fields — on-screen text (0.544), visual tags (0.890), people count (0.417), each 19–29% above the best Qwen — and beats InternVL3-8B on all three, while the 8B Qwen leads nothing. Quantisation confounds the 8B results, so the defensible claim is narrower: a 2B model sufficed and paying for 8B bought nothing measurable.</w:t>
       </w:r>
     </w:p>
     <w:p>
@@ -4710,7 +4710,7 @@
         <w:t xml:space="preserve">Thinking variants do not dominate their Instruct siblings.</w:t>
       </w:r>
       <w:r>
-        <w:t xml:space="preserve"> At 2B, Thinking is level on on-screen text and tags but ahead on people count (0.323 vs 0.233); at 4B it is behind on on-screen text (0.389 vs 0.456) and ahead on people count (0.315 vs 0.241) — deliberation helping enumeration, not perception. Thinking models alone receive a forced-conclusion retry.</w:t>
+        <w:t xml:space="preserve"> At 2B, Thinking is level on on-screen text and tags but ahead on people count (0.323 vs 0.233); at 4B it is behind on on-screen text (0.389 vs 0.456) and ahead on people count (0.315 vs 0.241) — deliberation helping enumeration, not perception. Only Thinking models receive a forced-conclusion retry.</w:t>
       </w:r>
     </w:p>
     <w:p>
@@ -4724,7 +4724,7 @@
         <w:t xml:space="preserve">Transcript is at or near zero for every model (0.034 to 0.000), as predicted.</w:t>
       </w:r>
       <w:r>
-        <w:t xml:space="preserve"> None accepts audio, so the field measures how much speech is recoverable from vision alone: essentially none. Three score exactly 0.000 by abstaining rather than inventing dialogue, which a recall metric cannot distinguish from a wrong answer. </w:t>
+        <w:t xml:space="preserve"> None accepts audio, so the field measures how much speech is recoverable from vision alone: essentially none. Three abstain outright rather than invent dialogue, which a recall metric cannot distinguish from a wrong answer. </w:t>
       </w:r>
       <w:r>
         <w:rPr>
@@ -4766,7 +4766,7 @@
         <w:t xml:space="preserve">TIVAL</w:t>
       </w:r>
       <w:r>
-        <w:t xml:space="preserve"> while the models returned the full theatre poster — ROUGE-L recall scoring them against a reference less complete than they are.</w:t>
+        <w:t xml:space="preserve"> while the models returned the full poster. ROUGE-L recall here scores them against a reference less complete than they are.</w:t>
       </w:r>
     </w:p>
     <w:p>
@@ -5631,7 +5631,7 @@
         <w:t xml:space="preserve">triaged</w:t>
       </w:r>
       <w:r>
-        <w:t xml:space="preserve"> one, telling an archivist which fields two or more independent systems corroborated and which rest on a single source — more honest than a confident catalogue of unknown quality, and achievable with no annotation budget.</w:t>
+        <w:t xml:space="preserve"> one, telling an archivist which fields two or more independent systems corroborated and which rest on a single source — more honest than a confident catalogue of unknown quality, and achievable with no annotation budget. Metadata-aware retrieval outperforms plain-text baselines on repetitive corpora, where field-level ablations show structural cues carrying strong disambiguating signal [21] — so per-field structure has value beyond the catalogue record.</w:t>
       </w:r>
     </w:p>
     <w:p>
@@ -5689,7 +5689,7 @@
         <w:t xml:space="preserve">Corroboration is blind to upstream error</w:t>
       </w:r>
       <w:r>
-        <w:t xml:space="preserve">: an ASR failure enters the keyword field with every source agreeing, all three having read the same faulty text. In the benchmark both 8B models ran int4, Thinking models alone receive a retry, and the 4-frame budget was forced by the MIG slice. The corpus is one broadcaster, one city, one year, one run per model.</w:t>
+        <w:t xml:space="preserve">: an ASR failure enters the keyword field with every source agreeing, all three having read the same faulty text. In the benchmark both 8B models ran int4, only Thinking models get a retry, and the 4-frame budget was forced by the MIG slice. The corpus is one broadcaster, one city, one year, one run per model.</w:t>
       </w:r>
     </w:p>
     <w:p>
@@ -5719,7 +5719,7 @@
         <w:t xml:space="preserve">Future work.</w:t>
       </w:r>
       <w:r>
-        <w:t xml:space="preserve"> A small human reference — a few hundred clips — would convert every agreement number here into a validity measurement and settle RQ4. Beyond that: measured per-source weights, model-level candidate lists so the correlated-source inflation can be quantified, an audio-capable benchmark model, larger ablations, a language-identification gate on the ASR stage, the sub-clip timing the pipeline already records, and diarisation.</w:t>
+        <w:t xml:space="preserve"> A small human reference — a few hundred clips — would convert every agreement number here into a validity measurement and settle RQ4. Beyond that: measured per-source weights, model-level candidate lists so the correlated-source inflation can be quantified, an audio-capable benchmark model, a video-native one [22], [24], larger ablations, a language-identification gate on the ASR stage, the sub-clip timing the pipeline already records, and diarisation.</w:t>
       </w:r>
     </w:p>
     <w:p>
@@ -6095,6 +6095,38 @@
       </w:pPr>
       <w:r>
         <w:t xml:space="preserve">M. Grootendorst, "KeyBERT: Minimal keyword extraction with BERT," 2020. [Online]. Available: https://github.com/MaartenGr/KeyBERT</w:t>
+      </w:r>
+    </w:p>
+    <w:p>
+      <w:pPr>
+        <w:pStyle w:val="references"/>
+      </w:pPr>
+      <w:r>
+        <w:t xml:space="preserve">R. B. Yousuf, S. Xu, M. Sharma, A. Neeser, C. Latimer, and N. Ramakrishnan, "Utilizing metadata for better retrieval-augmented generation," arXiv:2601.11863, 2026.</w:t>
+      </w:r>
+    </w:p>
+    <w:p>
+      <w:pPr>
+        <w:pStyle w:val="references"/>
+      </w:pPr>
+      <w:r>
+        <w:t xml:space="preserve">R. Liu, H. Tang, H. Liu, Y. Ge, Y. Shan, C. Li, and J. Yang, "PPLLaVA: Varied video sequence understanding with prompt guidance," arXiv:2411.02327, 2024.</w:t>
+      </w:r>
+    </w:p>
+    <w:p>
+      <w:pPr>
+        <w:pStyle w:val="references"/>
+      </w:pPr>
+      <w:r>
+        <w:t xml:space="preserve">Hugging Face, "Image-text-to-text," Transformers documentation, 2026. [Online]. Available: https://huggingface.co/docs/transformers/tasks/image_text_to_text</w:t>
+      </w:r>
+    </w:p>
+    <w:p>
+      <w:pPr>
+        <w:pStyle w:val="references"/>
+      </w:pPr>
+      <w:r>
+        <w:t xml:space="preserve">Hugging Face, "Video-text-to-text," Transformers documentation, 2026. [Online]. Available: https://huggingface.co/docs/transformers/tasks/video_text_to_text</w:t>
       </w:r>
     </w:p>
     <w:sectPr>
